--- a/lessons/10-6-group1/homework.docx
+++ b/lessons/10-6-group1/homework.docx
@@ -115,7 +115,7 @@
           <wp:inline distT="0" distB="0" distL="0" distR="0">
             <wp:extent cx="1047750" cy="790575"/>
             <wp:effectExtent t="0" r="0" b="0" l="0"/>
-            <wp:docPr id="1" name="" descr="" title=""/>
+            <wp:docPr id="1" name="math biography" descr="Picture illustrating the vocabulary word &quot;math biography&quot;" title="math biography"/>
             <wp:cNvGraphicFramePr>
               <a:graphicFrameLocks xmlns:a="http://schemas.openxmlformats.org/drawingml/2006/main" noChangeAspect="1"/>
             </wp:cNvGraphicFramePr>
@@ -178,7 +178,7 @@
           <wp:inline distT="0" distB="0" distL="0" distR="0">
             <wp:extent cx="1047750" cy="790575"/>
             <wp:effectExtent t="0" r="0" b="0" l="0"/>
-            <wp:docPr id="1" name="" descr="" title=""/>
+            <wp:docPr id="1" name="reflect" descr="Picture illustrating the vocabulary word &quot;reflect&quot;" title="reflect"/>
             <wp:cNvGraphicFramePr>
               <a:graphicFrameLocks xmlns:a="http://schemas.openxmlformats.org/drawingml/2006/main" noChangeAspect="1"/>
             </wp:cNvGraphicFramePr>
@@ -241,7 +241,7 @@
           <wp:inline distT="0" distB="0" distL="0" distR="0">
             <wp:extent cx="1047750" cy="790575"/>
             <wp:effectExtent t="0" r="0" b="0" l="0"/>
-            <wp:docPr id="1" name="" descr="" title=""/>
+            <wp:docPr id="1" name="growth" descr="Picture illustrating the vocabulary word &quot;growth&quot;" title="growth"/>
             <wp:cNvGraphicFramePr>
               <a:graphicFrameLocks xmlns:a="http://schemas.openxmlformats.org/drawingml/2006/main" noChangeAspect="1"/>
             </wp:cNvGraphicFramePr>
@@ -304,7 +304,7 @@
           <wp:inline distT="0" distB="0" distL="0" distR="0">
             <wp:extent cx="1047750" cy="790575"/>
             <wp:effectExtent t="0" r="0" b="0" l="0"/>
-            <wp:docPr id="1" name="" descr="" title=""/>
+            <wp:docPr id="1" name="confidence" descr="Picture illustrating the vocabulary word &quot;confidence&quot;" title="confidence"/>
             <wp:cNvGraphicFramePr>
               <a:graphicFrameLocks xmlns:a="http://schemas.openxmlformats.org/drawingml/2006/main" noChangeAspect="1"/>
             </wp:cNvGraphicFramePr>
@@ -367,7 +367,7 @@
           <wp:inline distT="0" distB="0" distL="0" distR="0">
             <wp:extent cx="1047750" cy="790575"/>
             <wp:effectExtent t="0" r="0" b="0" l="0"/>
-            <wp:docPr id="1" name="" descr="" title=""/>
+            <wp:docPr id="1" name="community" descr="Picture illustrating the vocabulary word &quot;community&quot;" title="community"/>
             <wp:cNvGraphicFramePr>
               <a:graphicFrameLocks xmlns:a="http://schemas.openxmlformats.org/drawingml/2006/main" noChangeAspect="1"/>
             </wp:cNvGraphicFramePr>
@@ -461,7 +461,7 @@
         <w:spacing w:after="40" w:before="0"/>
       </w:pPr>
       <w:r>
-        <w:t xml:space="preserve">     A. About 80</w:t>
+        <w:t xml:space="preserve">     A. About 5</w:t>
       </w:r>
     </w:p>
     <w:p>
@@ -477,7 +477,7 @@
         <w:spacing w:after="40" w:before="0"/>
       </w:pPr>
       <w:r>
-        <w:t xml:space="preserve">     C. About 5</w:t>
+        <w:t xml:space="preserve">     C. About 80</w:t>
       </w:r>
     </w:p>
     <w:p>
@@ -508,7 +508,7 @@
           <w:b/>
           <w:bCs/>
         </w:rPr>
-        <w:t xml:space="preserve">2. </w:t>
+        <w:t xml:space="preserve">2. How has your attitude about math changed over the year?</w:t>
       </w:r>
     </w:p>
     <w:p>
@@ -564,15 +564,126 @@
           <w:b/>
           <w:bCs/>
         </w:rPr>
-        <w:t xml:space="preserve">3. Now stretch the September estimate with this year's math: about 80 riders per turn, 6 turns each hour. About how many riders per hour?</w:t>
-      </w:r>
-    </w:p>
-    <w:p>
-      <w:pPr>
-        <w:spacing w:after="40" w:before="0"/>
-      </w:pPr>
-      <w:r>
-        <w:t xml:space="preserve">     A. About 480</w:t>
+        <w:t xml:space="preserve">3. Which statement matches this lesson's big idea about math stories?</w:t>
+      </w:r>
+    </w:p>
+    <w:p>
+      <w:pPr>
+        <w:spacing w:after="40" w:before="0"/>
+      </w:pPr>
+      <w:r>
+        <w:t xml:space="preserve">     A. Our math stories continue to grow and evolve as we grow</w:t>
+      </w:r>
+    </w:p>
+    <w:p>
+      <w:pPr>
+        <w:spacing w:after="40" w:before="0"/>
+      </w:pPr>
+      <w:r>
+        <w:t xml:space="preserve">     B. Your math story was finished when you wrote it in September</w:t>
+      </w:r>
+    </w:p>
+    <w:p>
+      <w:pPr>
+        <w:spacing w:after="40" w:before="0"/>
+      </w:pPr>
+      <w:r>
+        <w:t xml:space="preserve">     C. Only students with high grades have a math story</w:t>
+      </w:r>
+    </w:p>
+    <w:p>
+      <w:pPr>
+        <w:spacing w:after="40" w:before="0"/>
+      </w:pPr>
+      <w:r>
+        <w:t xml:space="preserve">     D. A math story never changes once it is written</w:t>
+      </w:r>
+    </w:p>
+    <w:p>
+      <w:pPr>
+        <w:spacing w:after="60" w:before="120"/>
+      </w:pPr>
+      <w:r>
+        <w:rPr>
+          <w:color w:val="BBBBBB"/>
+        </w:rPr>
+        <w:t xml:space="preserve">______________________________________________________________________</w:t>
+      </w:r>
+    </w:p>
+    <w:p>
+      <w:pPr>
+        <w:spacing w:after="80" w:before="0"/>
+      </w:pPr>
+      <w:r>
+        <w:rPr>
+          <w:b/>
+          <w:bCs/>
+        </w:rPr>
+        <w:t xml:space="preserve">4. As a result of what we learned together this year, where do you see math used in your community?</w:t>
+      </w:r>
+    </w:p>
+    <w:p>
+      <w:pPr>
+        <w:spacing w:after="60" w:before="120"/>
+      </w:pPr>
+      <w:r>
+        <w:rPr>
+          <w:color w:val="BBBBBB"/>
+        </w:rPr>
+        <w:t xml:space="preserve">______________________________________________________________________</w:t>
+      </w:r>
+    </w:p>
+    <w:p>
+      <w:pPr>
+        <w:spacing w:after="60" w:before="120"/>
+      </w:pPr>
+      <w:r>
+        <w:rPr>
+          <w:color w:val="BBBBBB"/>
+        </w:rPr>
+        <w:t xml:space="preserve">______________________________________________________________________</w:t>
+      </w:r>
+    </w:p>
+    <w:p>
+      <w:pPr>
+        <w:spacing w:after="60" w:before="120"/>
+      </w:pPr>
+      <w:r>
+        <w:rPr>
+          <w:color w:val="BBBBBB"/>
+        </w:rPr>
+        <w:t xml:space="preserve">______________________________________________________________________</w:t>
+      </w:r>
+    </w:p>
+    <w:p>
+      <w:pPr>
+        <w:spacing w:after="60" w:before="120"/>
+      </w:pPr>
+      <w:r>
+        <w:rPr>
+          <w:color w:val="BBBBBB"/>
+        </w:rPr>
+        <w:t xml:space="preserve">______________________________________________________________________</w:t>
+      </w:r>
+    </w:p>
+    <w:p>
+      <w:pPr>
+        <w:spacing w:after="80" w:before="0"/>
+      </w:pPr>
+      <w:r>
+        <w:rPr>
+          <w:b/>
+          <w:bCs/>
+        </w:rPr>
+        <w:t xml:space="preserve">5. Now stretch the September estimate with this year's math: about 80 riders per turn, 6 turns each hour. About how many riders per hour?</w:t>
+      </w:r>
+    </w:p>
+    <w:p>
+      <w:pPr>
+        <w:spacing w:after="40" w:before="0"/>
+      </w:pPr>
+      <w:r>
+        <w:t xml:space="preserve">     A. About 13</w:t>
       </w:r>
     </w:p>
     <w:p>
@@ -588,7 +699,7 @@
         <w:spacing w:after="40" w:before="0"/>
       </w:pPr>
       <w:r>
-        <w:t xml:space="preserve">     C. About 13</w:t>
+        <w:t xml:space="preserve">     C. About 480</w:t>
       </w:r>
     </w:p>
     <w:p>
@@ -619,15 +730,15 @@
           <w:b/>
           <w:bCs/>
         </w:rPr>
-        <w:t xml:space="preserve">4. Percents were new this year. What is 50% of 157?</w:t>
-      </w:r>
-    </w:p>
-    <w:p>
-      <w:pPr>
-        <w:spacing w:after="40" w:before="0"/>
-      </w:pPr>
-      <w:r>
-        <w:t xml:space="preserve">     A. 78.5</w:t>
+        <w:t xml:space="preserve">6. Percents were new this year. What is 50% of 157?</w:t>
+      </w:r>
+    </w:p>
+    <w:p>
+      <w:pPr>
+        <w:spacing w:after="40" w:before="0"/>
+      </w:pPr>
+      <w:r>
+        <w:t xml:space="preserve">     A. 31.4</w:t>
       </w:r>
     </w:p>
     <w:p>
@@ -643,7 +754,7 @@
         <w:spacing w:after="40" w:before="0"/>
       </w:pPr>
       <w:r>
-        <w:t xml:space="preserve">     C. 31.4</w:t>
+        <w:t xml:space="preserve">     C. 78.5</w:t>
       </w:r>
     </w:p>
     <w:p>
@@ -674,7 +785,7 @@
           <w:b/>
           <w:bCs/>
         </w:rPr>
-        <w:t xml:space="preserve">5. </w:t>
+        <w:t xml:space="preserve">7. What challenges did you face in math this year, and how did you respond to these challenges?</w:t>
       </w:r>
     </w:p>
     <w:p>
@@ -730,31 +841,31 @@
           <w:b/>
           <w:bCs/>
         </w:rPr>
-        <w:t xml:space="preserve">6. Which of these is the strongest evidence that YOUR math reasoning grew this year?</w:t>
-      </w:r>
-    </w:p>
-    <w:p>
-      <w:pPr>
-        <w:spacing w:after="40" w:before="0"/>
-      </w:pPr>
-      <w:r>
-        <w:t xml:space="preserve">     A. You can explain why a method works, not just follow its steps</w:t>
-      </w:r>
-    </w:p>
-    <w:p>
-      <w:pPr>
-        <w:spacing w:after="40" w:before="0"/>
-      </w:pPr>
-      <w:r>
-        <w:t xml:space="preserve">     B. You finish worksheets faster than in September</w:t>
-      </w:r>
-    </w:p>
-    <w:p>
-      <w:pPr>
-        <w:spacing w:after="40" w:before="0"/>
-      </w:pPr>
-      <w:r>
-        <w:t xml:space="preserve">     C. You memorized more answers than before</w:t>
+        <w:t xml:space="preserve">8. Which of these is the strongest evidence that YOUR math reasoning grew this year?</w:t>
+      </w:r>
+    </w:p>
+    <w:p>
+      <w:pPr>
+        <w:spacing w:after="40" w:before="0"/>
+      </w:pPr>
+      <w:r>
+        <w:t xml:space="preserve">     A. You finish worksheets faster than in September</w:t>
+      </w:r>
+    </w:p>
+    <w:p>
+      <w:pPr>
+        <w:spacing w:after="40" w:before="0"/>
+      </w:pPr>
+      <w:r>
+        <w:t xml:space="preserve">     B. You memorized more answers than before</w:t>
+      </w:r>
+    </w:p>
+    <w:p>
+      <w:pPr>
+        <w:spacing w:after="40" w:before="0"/>
+      </w:pPr>
+      <w:r>
+        <w:t xml:space="preserve">     C. You can explain why a method works, not just follow its steps</w:t>
       </w:r>
     </w:p>
     <w:p>
@@ -785,74 +896,35 @@
           <w:b/>
           <w:bCs/>
         </w:rPr>
-        <w:t xml:space="preserve">7. </w:t>
-      </w:r>
-    </w:p>
-    <w:p>
-      <w:pPr>
-        <w:spacing w:after="60" w:before="120"/>
-      </w:pPr>
-      <w:r>
-        <w:rPr>
-          <w:color w:val="BBBBBB"/>
-        </w:rPr>
-        <w:t xml:space="preserve">______________________________________________________________________</w:t>
-      </w:r>
-    </w:p>
-    <w:p>
-      <w:pPr>
-        <w:spacing w:after="60" w:before="120"/>
-      </w:pPr>
-      <w:r>
-        <w:rPr>
-          <w:color w:val="BBBBBB"/>
-        </w:rPr>
-        <w:t xml:space="preserve">______________________________________________________________________</w:t>
-      </w:r>
-    </w:p>
-    <w:p>
-      <w:pPr>
-        <w:spacing w:after="60" w:before="120"/>
-      </w:pPr>
-      <w:r>
-        <w:rPr>
-          <w:color w:val="BBBBBB"/>
-        </w:rPr>
-        <w:t xml:space="preserve">______________________________________________________________________</w:t>
-      </w:r>
-    </w:p>
-    <w:p>
-      <w:pPr>
-        <w:spacing w:after="60" w:before="120"/>
-      </w:pPr>
-      <w:r>
-        <w:rPr>
-          <w:color w:val="BBBBBB"/>
-        </w:rPr>
-        <w:t xml:space="preserve">______________________________________________________________________</w:t>
-      </w:r>
-    </w:p>
-    <w:p>
-      <w:pPr>
-        <w:spacing w:after="80" w:before="0"/>
-      </w:pPr>
-      <w:r>
-        <w:rPr>
-          <w:b/>
-          <w:bCs/>
-        </w:rPr>
-        <w:t xml:space="preserve">8. </w:t>
-      </w:r>
-    </w:p>
-    <w:p>
-      <w:pPr>
-        <w:spacing w:after="60" w:before="120"/>
-      </w:pPr>
-      <w:r>
-        <w:rPr>
-          <w:color w:val="BBBBBB"/>
-        </w:rPr>
-        <w:t xml:space="preserve">______________________________________________________________________</w:t>
+        <w:t xml:space="preserve">9. Fix our table's thinking</w:t>
+      </w:r>
+    </w:p>
+    <w:p>
+      <w:pPr>
+        <w:spacing w:after="40" w:before="0"/>
+      </w:pPr>
+      <w:r>
+        <w:t xml:space="preserve">   Step 1 (The problem): Which statement matches this lesson's big idea about math stories?</w:t>
+      </w:r>
+    </w:p>
+    <w:p>
+      <w:pPr>
+        <w:spacing w:after="40" w:before="0"/>
+      </w:pPr>
+      <w:r>
+        <w:t xml:space="preserve">   Step 2 (A classmate at our table answered): Your math story was finished when you wrote it in September</w:t>
+      </w:r>
+    </w:p>
+    <w:p>
+      <w:pPr>
+        <w:spacing w:after="60" w:before="0"/>
+      </w:pPr>
+      <w:r>
+        <w:rPr>
+          <w:i/>
+          <w:iCs/>
+        </w:rPr>
+        <w:t xml:space="preserve">Which step has the mistake? Explain and fix it:</w:t>
       </w:r>
     </w:p>
     <w:p>
@@ -915,7 +987,7 @@
           <w:b/>
           <w:bCs/>
         </w:rPr>
-        <w:t xml:space="preserve">1. A. About 80</w:t>
+        <w:t xml:space="preserve">1. C. About 80</w:t>
       </w:r>
     </w:p>
     <w:p>
@@ -959,7 +1031,7 @@
           <w:b/>
           <w:bCs/>
         </w:rPr>
-        <w:t xml:space="preserve">3. A. About 480</w:t>
+        <w:t xml:space="preserve">3. A. Our math stories continue to grow and evolve as we grow</w:t>
       </w:r>
     </w:p>
     <w:p>
@@ -967,7 +1039,7 @@
         <w:spacing w:after="20" w:before="0"/>
       </w:pPr>
       <w:r>
-        <w:t xml:space="preserve">     80 riders on each of 6 turns is 80 × 6 = 480 riders per hour — a rate, one of this year's tools.</w:t>
+        <w:t xml:space="preserve">     The summary says it directly: we are all doers of math, and our math stories continue to grow and evolve as we grow and advance.</w:t>
       </w:r>
     </w:p>
     <w:p>
@@ -991,7 +1063,19 @@
           <w:b/>
           <w:bCs/>
         </w:rPr>
-        <w:t xml:space="preserve">4. A. 78.5</w:t>
+        <w:t xml:space="preserve">4. Open response — answers will vary.</w:t>
+      </w:r>
+    </w:p>
+    <w:p>
+      <w:pPr>
+        <w:spacing w:after="40" w:before="0"/>
+      </w:pPr>
+      <w:r>
+        <w:rPr>
+          <w:b/>
+          <w:bCs/>
+        </w:rPr>
+        <w:t xml:space="preserve">5. C. About 480</w:t>
       </w:r>
     </w:p>
     <w:p>
@@ -999,7 +1083,7 @@
         <w:spacing w:after="20" w:before="0"/>
       </w:pPr>
       <w:r>
-        <w:t xml:space="preserve">     50% means half, and 157 ÷ 2 = 78.5 — the very number you decomposed back in Lesson 1-1.</w:t>
+        <w:t xml:space="preserve">     80 riders on each of 6 turns is 80 × 6 = 480 riders per hour — a rate, one of this year's tools.</w:t>
       </w:r>
     </w:p>
     <w:p>
@@ -1023,19 +1107,7 @@
           <w:b/>
           <w:bCs/>
         </w:rPr>
-        <w:t xml:space="preserve">5. Open response — answers will vary.</w:t>
-      </w:r>
-    </w:p>
-    <w:p>
-      <w:pPr>
-        <w:spacing w:after="40" w:before="0"/>
-      </w:pPr>
-      <w:r>
-        <w:rPr>
-          <w:b/>
-          <w:bCs/>
-        </w:rPr>
-        <w:t xml:space="preserve">6. A. You can explain why a method works, not just follow its steps</w:t>
+        <w:t xml:space="preserve">6. C. 78.5</w:t>
       </w:r>
     </w:p>
     <w:p>
@@ -1043,7 +1115,7 @@
         <w:spacing w:after="20" w:before="0"/>
       </w:pPr>
       <w:r>
-        <w:t xml:space="preserve">     Constructing and explaining reasoning is the growth this lesson asks you to look for — it is what makes the math yours.</w:t>
+        <w:t xml:space="preserve">     50% means half, and 157 ÷ 2 = 78.5 — the very number you decomposed back in Lesson 1-1.</w:t>
       </w:r>
     </w:p>
     <w:p>
@@ -1079,7 +1151,55 @@
           <w:b/>
           <w:bCs/>
         </w:rPr>
-        <w:t xml:space="preserve">8. Open response — answers will vary.</w:t>
+        <w:t xml:space="preserve">8. C. You can explain why a method works, not just follow its steps</w:t>
+      </w:r>
+    </w:p>
+    <w:p>
+      <w:pPr>
+        <w:spacing w:after="20" w:before="0"/>
+      </w:pPr>
+      <w:r>
+        <w:t xml:space="preserve">     Constructing and explaining reasoning is the growth this lesson asks you to look for — it is what makes the math yours.</w:t>
+      </w:r>
+    </w:p>
+    <w:p>
+      <w:pPr>
+        <w:spacing w:after="80" w:before="0"/>
+      </w:pPr>
+      <w:r>
+        <w:rPr>
+          <w:i/>
+          <w:iCs/>
+        </w:rPr>
+        <w:t xml:space="preserve">     Watch for: Treating your math story as finished — writing the same answers you wrote in Lesson 1-1 instead of looking for what actually changed. The story grows and evolves; a retrospective that copies September has missed the point.</w:t>
+      </w:r>
+    </w:p>
+    <w:p>
+      <w:pPr>
+        <w:spacing w:after="40" w:before="0"/>
+      </w:pPr>
+      <w:r>
+        <w:rPr>
+          <w:b/>
+          <w:bCs/>
+        </w:rPr>
+        <w:t xml:space="preserve">9. Fix our table's thinking</w:t>
+      </w:r>
+    </w:p>
+    <w:p>
+      <w:pPr>
+        <w:spacing w:after="20" w:before="0"/>
+      </w:pPr>
+      <w:r>
+        <w:t xml:space="preserve">     The mistake is in Step 2.</w:t>
+      </w:r>
+    </w:p>
+    <w:p>
+      <w:pPr>
+        <w:spacing w:after="20" w:before="0"/>
+      </w:pPr>
+      <w:r>
+        <w:t xml:space="preserve">     Correct work: The correct answer is Our math stories continue to grow and evolve as we grow. The summary says it directly: we are all doers of math, and our math stories continue to grow and evolve as we grow and advance.</w:t>
       </w:r>
     </w:p>
     <w:sectPr>
@@ -1268,7 +1388,14 @@
 <file path=word/styles.xml><?xml version="1.0" encoding="utf-8"?>
 <w:styles xmlns:mc="http://schemas.openxmlformats.org/markup-compatibility/2006" xmlns:r="http://schemas.openxmlformats.org/officeDocument/2006/relationships" xmlns:w="http://schemas.openxmlformats.org/wordprocessingml/2006/main" xmlns:w14="http://schemas.microsoft.com/office/word/2010/wordml" xmlns:w15="http://schemas.microsoft.com/office/word/2012/wordml" mc:Ignorable="w14 w15">
   <w:docDefaults>
-    <w:rPrDefault/>
+    <w:rPrDefault>
+      <w:rPr>
+        <w:rFonts w:ascii="Arial" w:cs="Arial" w:eastAsia="Arial" w:hAnsi="Arial"/>
+        <w:sz w:val="22"/>
+        <w:szCs w:val="22"/>
+        <w:lang w:val="en-US"/>
+      </w:rPr>
+    </w:rPrDefault>
     <w:pPrDefault/>
   </w:docDefaults>
   <w:style w:type="paragraph" w:styleId="Title">
@@ -1286,10 +1413,16 @@
     <w:basedOn w:val="Normal"/>
     <w:next w:val="Normal"/>
     <w:qFormat/>
+    <w:pPr>
+      <w:keepNext/>
+    </w:pPr>
     <w:rPr>
-      <w:color w:val="2E74B5"/>
-      <w:sz w:val="32"/>
-      <w:szCs w:val="32"/>
+      <w:rFonts w:ascii="Arial" w:cs="Arial" w:eastAsia="Arial" w:hAnsi="Arial"/>
+      <w:b/>
+      <w:bCs/>
+      <w:color w:val="183E56"/>
+      <w:sz w:val="34"/>
+      <w:szCs w:val="34"/>
     </w:rPr>
   </w:style>
   <w:style w:type="paragraph" w:styleId="Heading2">
@@ -1297,8 +1430,14 @@
     <w:basedOn w:val="Normal"/>
     <w:next w:val="Normal"/>
     <w:qFormat/>
+    <w:pPr>
+      <w:keepNext/>
+    </w:pPr>
     <w:rPr>
-      <w:color w:val="2E74B5"/>
+      <w:rFonts w:ascii="Arial" w:cs="Arial" w:eastAsia="Arial" w:hAnsi="Arial"/>
+      <w:b/>
+      <w:bCs/>
+      <w:color w:val="176B70"/>
       <w:sz w:val="26"/>
       <w:szCs w:val="26"/>
     </w:rPr>

--- a/lessons/10-6-group1/homework.docx
+++ b/lessons/10-6-group1/homework.docx
@@ -960,248 +960,6 @@
         <w:t xml:space="preserve">______________________________________________________________________</w:t>
       </w:r>
     </w:p>
-    <w:p>
-      <w:r>
-        <w:br w:type="page"/>
-      </w:r>
-    </w:p>
-    <w:p>
-      <w:pPr>
-        <w:pStyle w:val="Heading1"/>
-        <w:spacing w:after="120"/>
-      </w:pPr>
-      <w:r>
-        <w:rPr>
-          <w:b/>
-          <w:bCs/>
-        </w:rPr>
-        <w:t xml:space="preserve">Answer Key (Teacher)</w:t>
-      </w:r>
-    </w:p>
-    <w:p>
-      <w:pPr>
-        <w:spacing w:after="40" w:before="0"/>
-      </w:pPr>
-      <w:r>
-        <w:rPr>
-          <w:b/>
-          <w:bCs/>
-        </w:rPr>
-        <w:t xml:space="preserve">1. C. About 80</w:t>
-      </w:r>
-    </w:p>
-    <w:p>
-      <w:pPr>
-        <w:spacing w:after="20" w:before="0"/>
-      </w:pPr>
-      <w:r>
-        <w:t xml:space="preserve">     20 × 4 = 80 — the same estimate you made in September, and it still holds up.</w:t>
-      </w:r>
-    </w:p>
-    <w:p>
-      <w:pPr>
-        <w:spacing w:after="80" w:before="0"/>
-      </w:pPr>
-      <w:r>
-        <w:rPr>
-          <w:i/>
-          <w:iCs/>
-        </w:rPr>
-        <w:t xml:space="preserve">     Watch for: Treating your math story as finished — writing the same answers you wrote in Lesson 1-1 instead of looking for what actually changed. The story grows and evolves; a retrospective that copies September has missed the point.</w:t>
-      </w:r>
-    </w:p>
-    <w:p>
-      <w:pPr>
-        <w:spacing w:after="40" w:before="0"/>
-      </w:pPr>
-      <w:r>
-        <w:rPr>
-          <w:b/>
-          <w:bCs/>
-        </w:rPr>
-        <w:t xml:space="preserve">2. Open response — answers will vary.</w:t>
-      </w:r>
-    </w:p>
-    <w:p>
-      <w:pPr>
-        <w:spacing w:after="40" w:before="0"/>
-      </w:pPr>
-      <w:r>
-        <w:rPr>
-          <w:b/>
-          <w:bCs/>
-        </w:rPr>
-        <w:t xml:space="preserve">3. A. Our math stories continue to grow and evolve as we grow</w:t>
-      </w:r>
-    </w:p>
-    <w:p>
-      <w:pPr>
-        <w:spacing w:after="20" w:before="0"/>
-      </w:pPr>
-      <w:r>
-        <w:t xml:space="preserve">     The summary says it directly: we are all doers of math, and our math stories continue to grow and evolve as we grow and advance.</w:t>
-      </w:r>
-    </w:p>
-    <w:p>
-      <w:pPr>
-        <w:spacing w:after="80" w:before="0"/>
-      </w:pPr>
-      <w:r>
-        <w:rPr>
-          <w:i/>
-          <w:iCs/>
-        </w:rPr>
-        <w:t xml:space="preserve">     Watch for: Treating your math story as finished — writing the same answers you wrote in Lesson 1-1 instead of looking for what actually changed. The story grows and evolves; a retrospective that copies September has missed the point.</w:t>
-      </w:r>
-    </w:p>
-    <w:p>
-      <w:pPr>
-        <w:spacing w:after="40" w:before="0"/>
-      </w:pPr>
-      <w:r>
-        <w:rPr>
-          <w:b/>
-          <w:bCs/>
-        </w:rPr>
-        <w:t xml:space="preserve">4. Open response — answers will vary.</w:t>
-      </w:r>
-    </w:p>
-    <w:p>
-      <w:pPr>
-        <w:spacing w:after="40" w:before="0"/>
-      </w:pPr>
-      <w:r>
-        <w:rPr>
-          <w:b/>
-          <w:bCs/>
-        </w:rPr>
-        <w:t xml:space="preserve">5. C. About 480</w:t>
-      </w:r>
-    </w:p>
-    <w:p>
-      <w:pPr>
-        <w:spacing w:after="20" w:before="0"/>
-      </w:pPr>
-      <w:r>
-        <w:t xml:space="preserve">     80 riders on each of 6 turns is 80 × 6 = 480 riders per hour — a rate, one of this year's tools.</w:t>
-      </w:r>
-    </w:p>
-    <w:p>
-      <w:pPr>
-        <w:spacing w:after="80" w:before="0"/>
-      </w:pPr>
-      <w:r>
-        <w:rPr>
-          <w:i/>
-          <w:iCs/>
-        </w:rPr>
-        <w:t xml:space="preserve">     Watch for: Treating your math story as finished — writing the same answers you wrote in Lesson 1-1 instead of looking for what actually changed. The story grows and evolves; a retrospective that copies September has missed the point.</w:t>
-      </w:r>
-    </w:p>
-    <w:p>
-      <w:pPr>
-        <w:spacing w:after="40" w:before="0"/>
-      </w:pPr>
-      <w:r>
-        <w:rPr>
-          <w:b/>
-          <w:bCs/>
-        </w:rPr>
-        <w:t xml:space="preserve">6. C. 78.5</w:t>
-      </w:r>
-    </w:p>
-    <w:p>
-      <w:pPr>
-        <w:spacing w:after="20" w:before="0"/>
-      </w:pPr>
-      <w:r>
-        <w:t xml:space="preserve">     50% means half, and 157 ÷ 2 = 78.5 — the very number you decomposed back in Lesson 1-1.</w:t>
-      </w:r>
-    </w:p>
-    <w:p>
-      <w:pPr>
-        <w:spacing w:after="80" w:before="0"/>
-      </w:pPr>
-      <w:r>
-        <w:rPr>
-          <w:i/>
-          <w:iCs/>
-        </w:rPr>
-        <w:t xml:space="preserve">     Watch for: Treating your math story as finished — writing the same answers you wrote in Lesson 1-1 instead of looking for what actually changed. The story grows and evolves; a retrospective that copies September has missed the point.</w:t>
-      </w:r>
-    </w:p>
-    <w:p>
-      <w:pPr>
-        <w:spacing w:after="40" w:before="0"/>
-      </w:pPr>
-      <w:r>
-        <w:rPr>
-          <w:b/>
-          <w:bCs/>
-        </w:rPr>
-        <w:t xml:space="preserve">7. Open response — answers will vary.</w:t>
-      </w:r>
-    </w:p>
-    <w:p>
-      <w:pPr>
-        <w:spacing w:after="40" w:before="0"/>
-      </w:pPr>
-      <w:r>
-        <w:rPr>
-          <w:b/>
-          <w:bCs/>
-        </w:rPr>
-        <w:t xml:space="preserve">8. C. You can explain why a method works, not just follow its steps</w:t>
-      </w:r>
-    </w:p>
-    <w:p>
-      <w:pPr>
-        <w:spacing w:after="20" w:before="0"/>
-      </w:pPr>
-      <w:r>
-        <w:t xml:space="preserve">     Constructing and explaining reasoning is the growth this lesson asks you to look for — it is what makes the math yours.</w:t>
-      </w:r>
-    </w:p>
-    <w:p>
-      <w:pPr>
-        <w:spacing w:after="80" w:before="0"/>
-      </w:pPr>
-      <w:r>
-        <w:rPr>
-          <w:i/>
-          <w:iCs/>
-        </w:rPr>
-        <w:t xml:space="preserve">     Watch for: Treating your math story as finished — writing the same answers you wrote in Lesson 1-1 instead of looking for what actually changed. The story grows and evolves; a retrospective that copies September has missed the point.</w:t>
-      </w:r>
-    </w:p>
-    <w:p>
-      <w:pPr>
-        <w:spacing w:after="40" w:before="0"/>
-      </w:pPr>
-      <w:r>
-        <w:rPr>
-          <w:b/>
-          <w:bCs/>
-        </w:rPr>
-        <w:t xml:space="preserve">9. Fix our table's thinking</w:t>
-      </w:r>
-    </w:p>
-    <w:p>
-      <w:pPr>
-        <w:spacing w:after="20" w:before="0"/>
-      </w:pPr>
-      <w:r>
-        <w:t xml:space="preserve">     The mistake is in Step 2.</w:t>
-      </w:r>
-    </w:p>
-    <w:p>
-      <w:pPr>
-        <w:spacing w:after="20" w:before="0"/>
-      </w:pPr>
-      <w:r>
-        <w:t xml:space="preserve">     Correct work: The correct answer is Our math stories continue to grow and evolve as we grow. The summary says it directly: we are all doers of math, and our math stories continue to grow and evolve as we grow and advance.</w:t>
-      </w:r>
-    </w:p>
     <w:sectPr>
       <w:pgSz w:w="11906" w:h="16838" w:orient="portrait"/>
       <w:pgMar w:top="720" w:right="900" w:bottom="720" w:left="900" w:header="708" w:footer="708" w:gutter="0"/>
